--- a/Senior1 - Rubik Cube.docx
+++ b/Senior1 - Rubik Cube.docx
@@ -4263,53 +4263,95 @@
         </w:rPr>
         <w:t>6</w:t>
       </w:r>
-      <w:hyperlink r:id="rId12" w:anchor="_Toc433201429" w:history="1">
-        <w:r>
-          <w:rPr>
-            <w:rFonts w:ascii="Times New Roman" w:eastAsia="Times New Roman" w:hAnsi="Times New Roman" w:cs="Times New Roman"/>
-            <w:noProof/>
-            <w:color w:val="FF0000"/>
-            <w:spacing w:val="-2"/>
-            <w:sz w:val="24"/>
-            <w:szCs w:val="24"/>
-          </w:rPr>
-          <w:t>.2</w:t>
-        </w:r>
-        <w:r>
-          <w:rPr>
-            <w:rFonts w:ascii="Times New Roman" w:eastAsiaTheme="minorEastAsia" w:hAnsi="Times New Roman" w:cs="Times New Roman"/>
-            <w:noProof/>
-            <w:color w:val="FF0000"/>
-            <w:sz w:val="24"/>
-            <w:szCs w:val="24"/>
-          </w:rPr>
-          <w:tab/>
-        </w:r>
-        <w:r>
-          <w:rPr>
-            <w:rFonts w:ascii="Times New Roman" w:eastAsia="Times New Roman" w:hAnsi="Times New Roman" w:cs="Times New Roman"/>
-            <w:noProof/>
-            <w:color w:val="FF0000"/>
-            <w:spacing w:val="-2"/>
-            <w:sz w:val="24"/>
-            <w:szCs w:val="24"/>
-          </w:rPr>
-          <w:t>Environmental and Ethical</w:t>
-        </w:r>
-        <w:r>
-          <w:rPr>
-            <w:rFonts w:ascii="Times New Roman" w:eastAsia="Times New Roman" w:hAnsi="Times New Roman" w:cs="Times New Roman"/>
-            <w:noProof/>
-            <w:webHidden/>
-            <w:color w:val="FF0000"/>
-            <w:spacing w:val="-2"/>
-            <w:sz w:val="24"/>
-            <w:szCs w:val="24"/>
-          </w:rPr>
-          <w:tab/>
-          <w:t>6</w:t>
-        </w:r>
-      </w:hyperlink>
+      <w:r>
+        <w:rPr>
+          <w:rFonts w:ascii="Times New Roman" w:eastAsia="Times New Roman" w:hAnsi="Times New Roman" w:cs="Times New Roman"/>
+          <w:noProof/>
+          <w:color w:val="FF0000"/>
+          <w:spacing w:val="-2"/>
+          <w:sz w:val="24"/>
+          <w:szCs w:val="24"/>
+        </w:rPr>
+        <w:fldChar w:fldCharType="begin"/>
+      </w:r>
+      <w:r>
+        <w:rPr>
+          <w:rFonts w:ascii="Times New Roman" w:eastAsia="Times New Roman" w:hAnsi="Times New Roman" w:cs="Times New Roman"/>
+          <w:noProof/>
+          <w:color w:val="FF0000"/>
+          <w:spacing w:val="-2"/>
+          <w:sz w:val="24"/>
+          <w:szCs w:val="24"/>
+        </w:rPr>
+        <w:instrText xml:space="preserve"> HYPERLINK "file:///C:\\AURAK-PC30June2015\\AURAK\\AURAK%20Committee\\Senior%20Design%20Committee\\SDP%20old\\SDP%20old\\SDP%20I%20Template%20modified%20v1.docx" \l "_Toc433201429" </w:instrText>
+      </w:r>
+      <w:r>
+        <w:rPr>
+          <w:rFonts w:ascii="Times New Roman" w:eastAsia="Times New Roman" w:hAnsi="Times New Roman" w:cs="Times New Roman"/>
+          <w:noProof/>
+          <w:color w:val="FF0000"/>
+          <w:spacing w:val="-2"/>
+          <w:sz w:val="24"/>
+          <w:szCs w:val="24"/>
+        </w:rPr>
+        <w:fldChar w:fldCharType="separate"/>
+      </w:r>
+      <w:r>
+        <w:rPr>
+          <w:rFonts w:ascii="Times New Roman" w:eastAsia="Times New Roman" w:hAnsi="Times New Roman" w:cs="Times New Roman"/>
+          <w:noProof/>
+          <w:color w:val="FF0000"/>
+          <w:spacing w:val="-2"/>
+          <w:sz w:val="24"/>
+          <w:szCs w:val="24"/>
+        </w:rPr>
+        <w:t>.2</w:t>
+      </w:r>
+      <w:r>
+        <w:rPr>
+          <w:rFonts w:ascii="Times New Roman" w:eastAsiaTheme="minorEastAsia" w:hAnsi="Times New Roman" w:cs="Times New Roman"/>
+          <w:noProof/>
+          <w:color w:val="FF0000"/>
+          <w:sz w:val="24"/>
+          <w:szCs w:val="24"/>
+        </w:rPr>
+        <w:tab/>
+      </w:r>
+      <w:r>
+        <w:rPr>
+          <w:rFonts w:ascii="Times New Roman" w:eastAsia="Times New Roman" w:hAnsi="Times New Roman" w:cs="Times New Roman"/>
+          <w:noProof/>
+          <w:color w:val="FF0000"/>
+          <w:spacing w:val="-2"/>
+          <w:sz w:val="24"/>
+          <w:szCs w:val="24"/>
+        </w:rPr>
+        <w:t>Environmental and Ethical</w:t>
+      </w:r>
+      <w:r>
+        <w:rPr>
+          <w:rFonts w:ascii="Times New Roman" w:eastAsia="Times New Roman" w:hAnsi="Times New Roman" w:cs="Times New Roman"/>
+          <w:noProof/>
+          <w:webHidden/>
+          <w:color w:val="FF0000"/>
+          <w:spacing w:val="-2"/>
+          <w:sz w:val="24"/>
+          <w:szCs w:val="24"/>
+        </w:rPr>
+        <w:tab/>
+        <w:t>6</w:t>
+      </w:r>
+      <w:r>
+        <w:rPr>
+          <w:rFonts w:ascii="Times New Roman" w:eastAsia="Times New Roman" w:hAnsi="Times New Roman" w:cs="Times New Roman"/>
+          <w:noProof/>
+          <w:color w:val="FF0000"/>
+          <w:spacing w:val="-2"/>
+          <w:sz w:val="24"/>
+          <w:szCs w:val="24"/>
+        </w:rPr>
+        <w:fldChar w:fldCharType="end"/>
+      </w:r>
     </w:p>
     <w:p>
       <w:pPr>
@@ -4338,53 +4380,106 @@
         </w:rPr>
         <w:t>6</w:t>
       </w:r>
-      <w:hyperlink r:id="rId13" w:anchor="_Toc433201429" w:history="1">
-        <w:r>
-          <w:rPr>
-            <w:rFonts w:ascii="Times New Roman" w:eastAsia="Times New Roman" w:hAnsi="Times New Roman" w:cs="Times New Roman"/>
-            <w:noProof/>
-            <w:color w:val="000000" w:themeColor="text1"/>
-            <w:spacing w:val="-2"/>
-            <w:sz w:val="24"/>
-            <w:szCs w:val="24"/>
-          </w:rPr>
-          <w:t>.3.</w:t>
-        </w:r>
-        <w:r>
-          <w:rPr>
-            <w:rFonts w:ascii="Times New Roman" w:eastAsiaTheme="minorEastAsia" w:hAnsi="Times New Roman" w:cs="Times New Roman"/>
-            <w:noProof/>
-            <w:color w:val="000000" w:themeColor="text1"/>
-            <w:sz w:val="24"/>
-            <w:szCs w:val="24"/>
-          </w:rPr>
-          <w:tab/>
-        </w:r>
-        <w:r>
-          <w:rPr>
-            <w:rFonts w:ascii="Times New Roman" w:eastAsia="Times New Roman" w:hAnsi="Times New Roman" w:cs="Times New Roman"/>
-            <w:noProof/>
-            <w:color w:val="000000" w:themeColor="text1"/>
-            <w:spacing w:val="-2"/>
-            <w:sz w:val="24"/>
-            <w:szCs w:val="24"/>
-          </w:rPr>
-          <w:t>Other Issues</w:t>
-        </w:r>
-        <w:r>
-          <w:rPr>
-            <w:rFonts w:ascii="Times New Roman" w:eastAsia="Times New Roman" w:hAnsi="Times New Roman" w:cs="Times New Roman"/>
-            <w:noProof/>
-            <w:webHidden/>
-            <w:color w:val="000000" w:themeColor="text1"/>
-            <w:spacing w:val="-2"/>
-            <w:sz w:val="24"/>
-            <w:szCs w:val="24"/>
-          </w:rPr>
-          <w:tab/>
-          <w:t>6</w:t>
-        </w:r>
-      </w:hyperlink>
+      <w:r>
+        <w:rPr>
+          <w:rFonts w:ascii="Times New Roman" w:eastAsia="Times New Roman" w:hAnsi="Times New Roman" w:cs="Times New Roman"/>
+          <w:noProof/>
+          <w:color w:val="000000" w:themeColor="text1"/>
+          <w:spacing w:val="-2"/>
+          <w:sz w:val="24"/>
+          <w:szCs w:val="24"/>
+        </w:rPr>
+        <w:fldChar w:fldCharType="begin"/>
+      </w:r>
+      <w:r>
+        <w:rPr>
+          <w:rFonts w:ascii="Times New Roman" w:eastAsia="Times New Roman" w:hAnsi="Times New Roman" w:cs="Times New Roman"/>
+          <w:noProof/>
+          <w:color w:val="000000" w:themeColor="text1"/>
+          <w:spacing w:val="-2"/>
+          <w:sz w:val="24"/>
+          <w:szCs w:val="24"/>
+        </w:rPr>
+        <w:instrText xml:space="preserve"> HYPERLINK "file:///C:\\AURAK-PC30June20</w:instrText>
+      </w:r>
+      <w:r>
+        <w:rPr>
+          <w:rFonts w:ascii="Times New Roman" w:eastAsia="Times New Roman" w:hAnsi="Times New Roman" w:cs="Times New Roman"/>
+          <w:noProof/>
+          <w:color w:val="000000" w:themeColor="text1"/>
+          <w:spacing w:val="-2"/>
+          <w:sz w:val="24"/>
+          <w:szCs w:val="24"/>
+        </w:rPr>
+        <w:instrText xml:space="preserve">15\\AURAK\\AURAK%20Committee\\Senior%20Design%20Committee\\SDP%20old\\SDP%20old\\SDP%20I%20Template%20modified%20v1.docx" \l "_Toc433201429" </w:instrText>
+      </w:r>
+      <w:r>
+        <w:rPr>
+          <w:rFonts w:ascii="Times New Roman" w:eastAsia="Times New Roman" w:hAnsi="Times New Roman" w:cs="Times New Roman"/>
+          <w:noProof/>
+          <w:color w:val="000000" w:themeColor="text1"/>
+          <w:spacing w:val="-2"/>
+          <w:sz w:val="24"/>
+          <w:szCs w:val="24"/>
+        </w:rPr>
+        <w:fldChar w:fldCharType="separate"/>
+      </w:r>
+      <w:r>
+        <w:rPr>
+          <w:rFonts w:ascii="Times New Roman" w:eastAsia="Times New Roman" w:hAnsi="Times New Roman" w:cs="Times New Roman"/>
+          <w:noProof/>
+          <w:color w:val="000000" w:themeColor="text1"/>
+          <w:spacing w:val="-2"/>
+          <w:sz w:val="24"/>
+          <w:szCs w:val="24"/>
+        </w:rPr>
+        <w:t>.3.</w:t>
+      </w:r>
+      <w:r>
+        <w:rPr>
+          <w:rFonts w:ascii="Times New Roman" w:eastAsiaTheme="minorEastAsia" w:hAnsi="Times New Roman" w:cs="Times New Roman"/>
+          <w:noProof/>
+          <w:color w:val="000000" w:themeColor="text1"/>
+          <w:sz w:val="24"/>
+          <w:szCs w:val="24"/>
+        </w:rPr>
+        <w:tab/>
+      </w:r>
+      <w:r>
+        <w:rPr>
+          <w:rFonts w:ascii="Times New Roman" w:eastAsia="Times New Roman" w:hAnsi="Times New Roman" w:cs="Times New Roman"/>
+          <w:noProof/>
+          <w:color w:val="000000" w:themeColor="text1"/>
+          <w:spacing w:val="-2"/>
+          <w:sz w:val="24"/>
+          <w:szCs w:val="24"/>
+        </w:rPr>
+        <w:t>Other Issues</w:t>
+      </w:r>
+      <w:r>
+        <w:rPr>
+          <w:rFonts w:ascii="Times New Roman" w:eastAsia="Times New Roman" w:hAnsi="Times New Roman" w:cs="Times New Roman"/>
+          <w:noProof/>
+          <w:webHidden/>
+          <w:color w:val="000000" w:themeColor="text1"/>
+          <w:spacing w:val="-2"/>
+          <w:sz w:val="24"/>
+          <w:szCs w:val="24"/>
+        </w:rPr>
+        <w:tab/>
+        <w:t>6</w:t>
+      </w:r>
+      <w:r>
+        <w:rPr>
+          <w:rFonts w:ascii="Times New Roman" w:eastAsia="Times New Roman" w:hAnsi="Times New Roman" w:cs="Times New Roman"/>
+          <w:noProof/>
+          <w:color w:val="000000" w:themeColor="text1"/>
+          <w:spacing w:val="-2"/>
+          <w:sz w:val="24"/>
+          <w:szCs w:val="24"/>
+        </w:rPr>
+        <w:fldChar w:fldCharType="end"/>
+      </w:r>
     </w:p>
     <w:p>
       <w:pPr>
@@ -7336,9 +7431,9 @@
           <w:szCs w:val="32"/>
         </w:rPr>
         <w:sectPr>
-          <w:footerReference w:type="default" r:id="rId14"/>
-          <w:headerReference w:type="first" r:id="rId15"/>
-          <w:footerReference w:type="first" r:id="rId16"/>
+          <w:footerReference w:type="default" r:id="rId12"/>
+          <w:headerReference w:type="first" r:id="rId13"/>
+          <w:footerReference w:type="first" r:id="rId14"/>
           <w:pgSz w:w="12240" w:h="15840"/>
           <w:pgMar w:top="1440" w:right="1440" w:bottom="1440" w:left="1440" w:header="720" w:footer="720" w:gutter="0"/>
           <w:pgNumType w:fmt="lowerRoman" w:start="1"/>
@@ -7597,23 +7692,6 @@
         </w:rPr>
         <w:t>time algorithm implementation, directly preparing students for industry challenges requiring integration of hardware and software systems. The project serves as an educational platform that bridges theoretical knowledge with practical engineering skills, contributing to STEM education by showcasing how multiple engineering disciplines collaborate to achieve autonomous system functionality.</w:t>
       </w:r>
-    </w:p>
-    <w:p>
-      <w:pPr>
-        <w:widowControl w:val="0"/>
-        <w:tabs>
-          <w:tab w:val="right" w:pos="8640"/>
-        </w:tabs>
-        <w:spacing w:before="240" w:after="0" w:line="480" w:lineRule="auto"/>
-        <w:ind w:left="630"/>
-        <w:outlineLvl w:val="1"/>
-        <w:rPr>
-          <w:rFonts w:asciiTheme="majorBidi" w:eastAsia="Times New Roman" w:hAnsiTheme="majorBidi" w:cstheme="majorBidi"/>
-          <w:iCs/>
-          <w:spacing w:val="70"/>
-          <w:sz w:val="24"/>
-        </w:rPr>
-      </w:pPr>
       <w:r>
         <w:rPr>
           <w:rFonts w:asciiTheme="majorBidi" w:eastAsia="Times New Roman" w:hAnsiTheme="majorBidi" w:cstheme="majorBidi"/>
@@ -7651,7 +7729,18 @@
           <w:spacing w:val="70"/>
           <w:sz w:val="24"/>
         </w:rPr>
-        <w:t>Project and Design Objectives</w:t>
+        <w:t>Proje</w:t>
+      </w:r>
+      <w:bookmarkStart w:id="2" w:name="_GoBack"/>
+      <w:bookmarkEnd w:id="2"/>
+      <w:r>
+        <w:rPr>
+          <w:rFonts w:asciiTheme="majorBidi" w:eastAsia="Times New Roman" w:hAnsiTheme="majorBidi" w:cstheme="majorBidi"/>
+          <w:iCs/>
+          <w:spacing w:val="70"/>
+          <w:sz w:val="24"/>
+        </w:rPr>
+        <w:t>ct and Design Objectives</w:t>
       </w:r>
     </w:p>
     <w:p>
@@ -7852,16 +7941,7 @@
           <w:sz w:val="24"/>
           <w:szCs w:val="24"/>
         </w:rPr>
-        <w:t xml:space="preserve">solving machine. This system aims to showcase the practical application of engineering </w:t>
-      </w:r>
-      <w:r>
-        <w:rPr>
-          <w:rFonts w:asciiTheme="majorBidi" w:hAnsiTheme="majorBidi" w:cstheme="majorBidi"/>
-          <w:sz w:val="24"/>
-          <w:szCs w:val="24"/>
-        </w:rPr>
-        <w:lastRenderedPageBreak/>
-        <w:t>principles in r</w:t>
+        <w:t>solving machine. This system aims to showcase the practical application of engineering principles in r</w:t>
       </w:r>
       <w:r>
         <w:rPr>
@@ -8070,10 +8150,10 @@
           <w:szCs w:val="28"/>
         </w:rPr>
       </w:pPr>
-      <w:bookmarkStart w:id="2" w:name="_Toc368583213"/>
-      <w:bookmarkStart w:id="3" w:name="_Toc370378886"/>
-      <w:bookmarkStart w:id="4" w:name="_Toc373151604"/>
-      <w:bookmarkStart w:id="5" w:name="_Toc433201308"/>
+      <w:bookmarkStart w:id="3" w:name="_Toc368583213"/>
+      <w:bookmarkStart w:id="4" w:name="_Toc370378886"/>
+      <w:bookmarkStart w:id="5" w:name="_Toc373151604"/>
+      <w:bookmarkStart w:id="6" w:name="_Toc433201308"/>
       <w:r>
         <w:rPr>
           <w:rFonts w:asciiTheme="majorBidi" w:eastAsia="Times New Roman" w:hAnsiTheme="majorBidi" w:cstheme="majorBidi"/>
@@ -8085,13 +8165,12 @@
           <w:sz w:val="28"/>
           <w:szCs w:val="28"/>
         </w:rPr>
-        <w:lastRenderedPageBreak/>
         <w:t xml:space="preserve">CHAPTER 2: </w:t>
       </w:r>
-      <w:bookmarkEnd w:id="2"/>
       <w:bookmarkEnd w:id="3"/>
       <w:bookmarkEnd w:id="4"/>
       <w:bookmarkEnd w:id="5"/>
+      <w:bookmarkEnd w:id="6"/>
       <w:r>
         <w:rPr>
           <w:rFonts w:asciiTheme="majorBidi" w:eastAsia="Times New Roman" w:hAnsiTheme="majorBidi" w:cstheme="majorBidi"/>
@@ -8345,6 +8424,7 @@
           <w:sz w:val="24"/>
           <w:szCs w:val="24"/>
         </w:rPr>
+        <w:lastRenderedPageBreak/>
         <w:drawing>
           <wp:inline distT="0" distB="0" distL="0" distR="0" wp14:anchorId="27A5A023" wp14:editId="33C27C04">
             <wp:extent cx="3520440" cy="1771880"/>
@@ -8361,7 +8441,7 @@
                     <pic:cNvPicPr/>
                   </pic:nvPicPr>
                   <pic:blipFill>
-                    <a:blip r:embed="rId17"/>
+                    <a:blip r:embed="rId15"/>
                     <a:stretch>
                       <a:fillRect/>
                     </a:stretch>
@@ -8470,7 +8550,7 @@
                     </pic:cNvPicPr>
                   </pic:nvPicPr>
                   <pic:blipFill>
-                    <a:blip r:embed="rId18">
+                    <a:blip r:embed="rId16">
                       <a:extLst>
                         <a:ext uri="{28A0092B-C50C-407E-A947-70E740481C1C}">
                           <a14:useLocalDpi xmlns:a14="http://schemas.microsoft.com/office/drawing/2010/main" val="0"/>
@@ -8631,7 +8711,6 @@
         <w:rPr>
           <w:noProof/>
         </w:rPr>
-        <w:lastRenderedPageBreak/>
         <w:drawing>
           <wp:inline distT="0" distB="0" distL="0" distR="0" wp14:anchorId="7BE15E73" wp14:editId="5781C172">
             <wp:extent cx="2994660" cy="2437130"/>
@@ -8648,7 +8727,7 @@
                     <pic:cNvPicPr/>
                   </pic:nvPicPr>
                   <pic:blipFill>
-                    <a:blip r:embed="rId19"/>
+                    <a:blip r:embed="rId17"/>
                     <a:stretch>
                       <a:fillRect/>
                     </a:stretch>
@@ -8748,7 +8827,7 @@
                     <pic:cNvPicPr/>
                   </pic:nvPicPr>
                   <pic:blipFill>
-                    <a:blip r:embed="rId20"/>
+                    <a:blip r:embed="rId18"/>
                     <a:stretch>
                       <a:fillRect/>
                     </a:stretch>
@@ -8816,10 +8895,10 @@
           <w:szCs w:val="28"/>
         </w:rPr>
       </w:pPr>
-      <w:bookmarkStart w:id="6" w:name="_Toc368583226"/>
-      <w:bookmarkStart w:id="7" w:name="_Toc370378899"/>
-      <w:bookmarkStart w:id="8" w:name="_Toc373151617"/>
-      <w:bookmarkStart w:id="9" w:name="_Toc433201318"/>
+      <w:bookmarkStart w:id="7" w:name="_Toc368583226"/>
+      <w:bookmarkStart w:id="8" w:name="_Toc370378899"/>
+      <w:bookmarkStart w:id="9" w:name="_Toc373151617"/>
+      <w:bookmarkStart w:id="10" w:name="_Toc433201318"/>
       <w:r>
         <w:rPr>
           <w:rFonts w:asciiTheme="majorBidi" w:eastAsia="Times New Roman" w:hAnsiTheme="majorBidi" w:cstheme="majorBidi"/>
@@ -8834,10 +8913,10 @@
         <w:lastRenderedPageBreak/>
         <w:t xml:space="preserve">CHAPTER 3: </w:t>
       </w:r>
-      <w:bookmarkEnd w:id="6"/>
       <w:bookmarkEnd w:id="7"/>
       <w:bookmarkEnd w:id="8"/>
       <w:bookmarkEnd w:id="9"/>
+      <w:bookmarkEnd w:id="10"/>
       <w:r>
         <w:rPr>
           <w:rFonts w:asciiTheme="majorBidi" w:eastAsia="Times New Roman" w:hAnsiTheme="majorBidi" w:cstheme="majorBidi"/>
@@ -9603,8 +9682,8 @@
             <v:path o:extrusionok="f" gradientshapeok="t" o:connecttype="rect"/>
             <o:lock v:ext="edit" aspectratio="t"/>
           </v:shapetype>
-          <v:shape id="_x0000_i1025" type="#_x0000_t75" style="width:319.9pt;height:585.1pt">
-            <v:imagedata r:id="rId21" o:title="workflow flowchart"/>
+          <v:shape id="_x0000_i1025" type="#_x0000_t75" style="width:319.55pt;height:584.85pt">
+            <v:imagedata r:id="rId19" o:title="workflow flowchart"/>
           </v:shape>
         </w:pict>
       </w:r>
@@ -9662,8 +9741,8 @@
           <w:szCs w:val="24"/>
         </w:rPr>
         <w:pict w14:anchorId="33CCBD61">
-          <v:shape id="_x0000_i1026" type="#_x0000_t75" style="width:467.55pt;height:241.05pt">
-            <v:imagedata r:id="rId22" o:title="usecase diagram"/>
+          <v:shape id="_x0000_i1026" type="#_x0000_t75" style="width:467.45pt;height:240.9pt">
+            <v:imagedata r:id="rId20" o:title="usecase diagram"/>
           </v:shape>
         </w:pict>
       </w:r>
@@ -9721,7 +9800,7 @@
         </w:rPr>
         <w:pict w14:anchorId="6D04317A">
           <v:shape id="_x0000_i1027" type="#_x0000_t75" style="width:468pt;height:205.5pt">
-            <v:imagedata r:id="rId23" o:title="sequence diagram"/>
+            <v:imagedata r:id="rId21" o:title="sequence diagram"/>
           </v:shape>
         </w:pict>
       </w:r>
@@ -9848,6 +9927,170 @@
             <wp:extent cx="5943600" cy="4924425"/>
             <wp:effectExtent l="0" t="0" r="0" b="9525"/>
             <wp:docPr id="2" name="Picture 2"/>
+            <wp:cNvGraphicFramePr>
+              <a:graphicFrameLocks xmlns:a="http://schemas.openxmlformats.org/drawingml/2006/main" noChangeAspect="1"/>
+            </wp:cNvGraphicFramePr>
+            <a:graphic xmlns:a="http://schemas.openxmlformats.org/drawingml/2006/main">
+              <a:graphicData uri="http://schemas.openxmlformats.org/drawingml/2006/picture">
+                <pic:pic xmlns:pic="http://schemas.openxmlformats.org/drawingml/2006/picture">
+                  <pic:nvPicPr>
+                    <pic:cNvPr id="1" name=""/>
+                    <pic:cNvPicPr/>
+                  </pic:nvPicPr>
+                  <pic:blipFill>
+                    <a:blip r:embed="rId22"/>
+                    <a:stretch>
+                      <a:fillRect/>
+                    </a:stretch>
+                  </pic:blipFill>
+                  <pic:spPr>
+                    <a:xfrm>
+                      <a:off x="0" y="0"/>
+                      <a:ext cx="5943600" cy="4924425"/>
+                    </a:xfrm>
+                    <a:prstGeom prst="rect">
+                      <a:avLst/>
+                    </a:prstGeom>
+                  </pic:spPr>
+                </pic:pic>
+              </a:graphicData>
+            </a:graphic>
+          </wp:inline>
+        </w:drawing>
+      </w:r>
+    </w:p>
+    <w:p>
+      <w:pPr>
+        <w:pStyle w:val="Caption"/>
+        <w:jc w:val="center"/>
+        <w:rPr>
+          <w:noProof/>
+        </w:rPr>
+      </w:pPr>
+      <w:r>
+        <w:t xml:space="preserve">Figure </w:t>
+      </w:r>
+      <w:r>
+        <w:rPr>
+          <w:noProof/>
+        </w:rPr>
+        <w:t>8</w:t>
+      </w:r>
+    </w:p>
+    <w:p>
+      <w:pPr>
+        <w:pStyle w:val="BodyText"/>
+      </w:pPr>
+    </w:p>
+    <w:p>
+      <w:pPr>
+        <w:pStyle w:val="BodyText"/>
+        <w:jc w:val="center"/>
+        <w:rPr>
+          <w:b/>
+          <w:bCs/>
+        </w:rPr>
+      </w:pPr>
+      <w:r>
+        <w:rPr>
+          <w:b/>
+          <w:bCs/>
+        </w:rPr>
+        <w:t>View #2 :</w:t>
+      </w:r>
+    </w:p>
+    <w:p>
+      <w:pPr>
+        <w:pStyle w:val="BodyText"/>
+        <w:keepNext/>
+        <w:jc w:val="center"/>
+      </w:pPr>
+      <w:r>
+        <w:rPr>
+          <w:noProof/>
+        </w:rPr>
+        <w:lastRenderedPageBreak/>
+        <w:drawing>
+          <wp:inline distT="0" distB="0" distL="0" distR="0" wp14:anchorId="14CFC7FF" wp14:editId="461841BC">
+            <wp:extent cx="5943600" cy="4840605"/>
+            <wp:effectExtent l="0" t="0" r="0" b="0"/>
+            <wp:docPr id="4" name="Picture 4"/>
+            <wp:cNvGraphicFramePr>
+              <a:graphicFrameLocks xmlns:a="http://schemas.openxmlformats.org/drawingml/2006/main" noChangeAspect="1"/>
+            </wp:cNvGraphicFramePr>
+            <a:graphic xmlns:a="http://schemas.openxmlformats.org/drawingml/2006/main">
+              <a:graphicData uri="http://schemas.openxmlformats.org/drawingml/2006/picture">
+                <pic:pic xmlns:pic="http://schemas.openxmlformats.org/drawingml/2006/picture">
+                  <pic:nvPicPr>
+                    <pic:cNvPr id="1" name=""/>
+                    <pic:cNvPicPr/>
+                  </pic:nvPicPr>
+                  <pic:blipFill>
+                    <a:blip r:embed="rId23"/>
+                    <a:stretch>
+                      <a:fillRect/>
+                    </a:stretch>
+                  </pic:blipFill>
+                  <pic:spPr>
+                    <a:xfrm>
+                      <a:off x="0" y="0"/>
+                      <a:ext cx="5943600" cy="4840605"/>
+                    </a:xfrm>
+                    <a:prstGeom prst="rect">
+                      <a:avLst/>
+                    </a:prstGeom>
+                  </pic:spPr>
+                </pic:pic>
+              </a:graphicData>
+            </a:graphic>
+          </wp:inline>
+        </w:drawing>
+      </w:r>
+    </w:p>
+    <w:p>
+      <w:pPr>
+        <w:pStyle w:val="Caption"/>
+        <w:jc w:val="center"/>
+      </w:pPr>
+      <w:r>
+        <w:t>Figure 9</w:t>
+      </w:r>
+    </w:p>
+    <w:p>
+      <w:pPr>
+        <w:pStyle w:val="BodyText"/>
+      </w:pPr>
+    </w:p>
+    <w:p>
+      <w:pPr>
+        <w:pStyle w:val="BodyText"/>
+        <w:jc w:val="center"/>
+      </w:pPr>
+      <w:r>
+        <w:t>View #</w:t>
+      </w:r>
+      <w:proofErr w:type="gramStart"/>
+      <w:r>
+        <w:t>3 :</w:t>
+      </w:r>
+      <w:proofErr w:type="gramEnd"/>
+    </w:p>
+    <w:p>
+      <w:pPr>
+        <w:pStyle w:val="BodyText"/>
+        <w:keepNext/>
+        <w:jc w:val="center"/>
+      </w:pPr>
+      <w:r>
+        <w:rPr>
+          <w:noProof/>
+        </w:rPr>
+        <w:lastRenderedPageBreak/>
+        <w:drawing>
+          <wp:inline distT="0" distB="0" distL="0" distR="0" wp14:anchorId="64345E0D" wp14:editId="72E46843">
+            <wp:extent cx="5943600" cy="4815840"/>
+            <wp:effectExtent l="0" t="0" r="0" b="3810"/>
+            <wp:docPr id="5" name="Picture 5"/>
             <wp:cNvGraphicFramePr>
               <a:graphicFrameLocks xmlns:a="http://schemas.openxmlformats.org/drawingml/2006/main" noChangeAspect="1"/>
             </wp:cNvGraphicFramePr>
@@ -9867,7 +10110,7 @@
                   <pic:spPr>
                     <a:xfrm>
                       <a:off x="0" y="0"/>
-                      <a:ext cx="5943600" cy="4924425"/>
+                      <a:ext cx="5943600" cy="4815840"/>
                     </a:xfrm>
                     <a:prstGeom prst="rect">
                       <a:avLst/>
@@ -9884,41 +10127,58 @@
       <w:pPr>
         <w:pStyle w:val="Caption"/>
         <w:jc w:val="center"/>
+      </w:pPr>
+      <w:r>
+        <w:t xml:space="preserve">Figure </w:t>
+      </w:r>
+      <w:r>
         <w:rPr>
           <w:noProof/>
         </w:rPr>
-      </w:pPr>
-      <w:r>
-        <w:t xml:space="preserve">Figure </w:t>
+        <w:fldChar w:fldCharType="begin"/>
       </w:r>
       <w:r>
         <w:rPr>
           <w:noProof/>
         </w:rPr>
-        <w:t>8</w:t>
-      </w:r>
-    </w:p>
-    <w:p>
-      <w:pPr>
-        <w:pStyle w:val="BodyText"/>
-      </w:pPr>
-    </w:p>
+        <w:instrText xml:space="preserve"> SEQ Figure \* ARABIC </w:instrText>
+      </w:r>
+      <w:r>
+        <w:rPr>
+          <w:noProof/>
+        </w:rPr>
+        <w:fldChar w:fldCharType="separate"/>
+      </w:r>
+      <w:r>
+        <w:rPr>
+          <w:noProof/>
+        </w:rPr>
+        <w:t>1</w:t>
+      </w:r>
+      <w:r>
+        <w:rPr>
+          <w:noProof/>
+        </w:rPr>
+        <w:fldChar w:fldCharType="end"/>
+      </w:r>
+      <w:r>
+        <w:t>0</w:t>
+      </w:r>
+    </w:p>
+    <w:p/>
     <w:p>
       <w:pPr>
         <w:pStyle w:val="BodyText"/>
         <w:jc w:val="center"/>
-        <w:rPr>
-          <w:b/>
-          <w:bCs/>
-        </w:rPr>
-      </w:pPr>
-      <w:r>
-        <w:rPr>
-          <w:b/>
-          <w:bCs/>
-        </w:rPr>
-        <w:t>View #2 :</w:t>
-      </w:r>
+      </w:pPr>
+      <w:r>
+        <w:t>View #</w:t>
+      </w:r>
+      <w:proofErr w:type="gramStart"/>
+      <w:r>
+        <w:t>4 :</w:t>
+      </w:r>
+      <w:proofErr w:type="gramEnd"/>
     </w:p>
     <w:p>
       <w:pPr>
@@ -9932,10 +10192,10 @@
         </w:rPr>
         <w:lastRenderedPageBreak/>
         <w:drawing>
-          <wp:inline distT="0" distB="0" distL="0" distR="0" wp14:anchorId="14CFC7FF" wp14:editId="461841BC">
-            <wp:extent cx="5943600" cy="4840605"/>
-            <wp:effectExtent l="0" t="0" r="0" b="0"/>
-            <wp:docPr id="4" name="Picture 4"/>
+          <wp:inline distT="0" distB="0" distL="0" distR="0" wp14:anchorId="5A632CA3" wp14:editId="37FC5904">
+            <wp:extent cx="5943600" cy="4875530"/>
+            <wp:effectExtent l="0" t="0" r="0" b="1270"/>
+            <wp:docPr id="6" name="Picture 6"/>
             <wp:cNvGraphicFramePr>
               <a:graphicFrameLocks xmlns:a="http://schemas.openxmlformats.org/drawingml/2006/main" noChangeAspect="1"/>
             </wp:cNvGraphicFramePr>
@@ -9955,187 +10215,6 @@
                   <pic:spPr>
                     <a:xfrm>
                       <a:off x="0" y="0"/>
-                      <a:ext cx="5943600" cy="4840605"/>
-                    </a:xfrm>
-                    <a:prstGeom prst="rect">
-                      <a:avLst/>
-                    </a:prstGeom>
-                  </pic:spPr>
-                </pic:pic>
-              </a:graphicData>
-            </a:graphic>
-          </wp:inline>
-        </w:drawing>
-      </w:r>
-    </w:p>
-    <w:p>
-      <w:pPr>
-        <w:pStyle w:val="Caption"/>
-        <w:jc w:val="center"/>
-      </w:pPr>
-      <w:r>
-        <w:t>Figure 9</w:t>
-      </w:r>
-    </w:p>
-    <w:p>
-      <w:pPr>
-        <w:pStyle w:val="BodyText"/>
-      </w:pPr>
-    </w:p>
-    <w:p>
-      <w:pPr>
-        <w:pStyle w:val="BodyText"/>
-        <w:jc w:val="center"/>
-      </w:pPr>
-      <w:r>
-        <w:t>View #</w:t>
-      </w:r>
-      <w:proofErr w:type="gramStart"/>
-      <w:r>
-        <w:t>3 :</w:t>
-      </w:r>
-      <w:proofErr w:type="gramEnd"/>
-    </w:p>
-    <w:p>
-      <w:pPr>
-        <w:pStyle w:val="BodyText"/>
-        <w:keepNext/>
-        <w:jc w:val="center"/>
-      </w:pPr>
-      <w:r>
-        <w:rPr>
-          <w:noProof/>
-        </w:rPr>
-        <w:lastRenderedPageBreak/>
-        <w:drawing>
-          <wp:inline distT="0" distB="0" distL="0" distR="0" wp14:anchorId="64345E0D" wp14:editId="72E46843">
-            <wp:extent cx="5943600" cy="4815840"/>
-            <wp:effectExtent l="0" t="0" r="0" b="3810"/>
-            <wp:docPr id="5" name="Picture 5"/>
-            <wp:cNvGraphicFramePr>
-              <a:graphicFrameLocks xmlns:a="http://schemas.openxmlformats.org/drawingml/2006/main" noChangeAspect="1"/>
-            </wp:cNvGraphicFramePr>
-            <a:graphic xmlns:a="http://schemas.openxmlformats.org/drawingml/2006/main">
-              <a:graphicData uri="http://schemas.openxmlformats.org/drawingml/2006/picture">
-                <pic:pic xmlns:pic="http://schemas.openxmlformats.org/drawingml/2006/picture">
-                  <pic:nvPicPr>
-                    <pic:cNvPr id="1" name=""/>
-                    <pic:cNvPicPr/>
-                  </pic:nvPicPr>
-                  <pic:blipFill>
-                    <a:blip r:embed="rId26"/>
-                    <a:stretch>
-                      <a:fillRect/>
-                    </a:stretch>
-                  </pic:blipFill>
-                  <pic:spPr>
-                    <a:xfrm>
-                      <a:off x="0" y="0"/>
-                      <a:ext cx="5943600" cy="4815840"/>
-                    </a:xfrm>
-                    <a:prstGeom prst="rect">
-                      <a:avLst/>
-                    </a:prstGeom>
-                  </pic:spPr>
-                </pic:pic>
-              </a:graphicData>
-            </a:graphic>
-          </wp:inline>
-        </w:drawing>
-      </w:r>
-    </w:p>
-    <w:p>
-      <w:pPr>
-        <w:pStyle w:val="Caption"/>
-        <w:jc w:val="center"/>
-      </w:pPr>
-      <w:r>
-        <w:t xml:space="preserve">Figure </w:t>
-      </w:r>
-      <w:r>
-        <w:rPr>
-          <w:noProof/>
-        </w:rPr>
-        <w:fldChar w:fldCharType="begin"/>
-      </w:r>
-      <w:r>
-        <w:rPr>
-          <w:noProof/>
-        </w:rPr>
-        <w:instrText xml:space="preserve"> SEQ Figure \* ARABIC </w:instrText>
-      </w:r>
-      <w:r>
-        <w:rPr>
-          <w:noProof/>
-        </w:rPr>
-        <w:fldChar w:fldCharType="separate"/>
-      </w:r>
-      <w:r>
-        <w:rPr>
-          <w:noProof/>
-        </w:rPr>
-        <w:t>1</w:t>
-      </w:r>
-      <w:r>
-        <w:rPr>
-          <w:noProof/>
-        </w:rPr>
-        <w:fldChar w:fldCharType="end"/>
-      </w:r>
-      <w:r>
-        <w:t>0</w:t>
-      </w:r>
-    </w:p>
-    <w:p/>
-    <w:p>
-      <w:pPr>
-        <w:pStyle w:val="BodyText"/>
-        <w:jc w:val="center"/>
-      </w:pPr>
-      <w:r>
-        <w:t>View #</w:t>
-      </w:r>
-      <w:proofErr w:type="gramStart"/>
-      <w:r>
-        <w:t>4 :</w:t>
-      </w:r>
-      <w:proofErr w:type="gramEnd"/>
-    </w:p>
-    <w:p>
-      <w:pPr>
-        <w:pStyle w:val="BodyText"/>
-        <w:keepNext/>
-        <w:jc w:val="center"/>
-      </w:pPr>
-      <w:r>
-        <w:rPr>
-          <w:noProof/>
-        </w:rPr>
-        <w:lastRenderedPageBreak/>
-        <w:drawing>
-          <wp:inline distT="0" distB="0" distL="0" distR="0" wp14:anchorId="5A632CA3" wp14:editId="37FC5904">
-            <wp:extent cx="5943600" cy="4875530"/>
-            <wp:effectExtent l="0" t="0" r="0" b="1270"/>
-            <wp:docPr id="6" name="Picture 6"/>
-            <wp:cNvGraphicFramePr>
-              <a:graphicFrameLocks xmlns:a="http://schemas.openxmlformats.org/drawingml/2006/main" noChangeAspect="1"/>
-            </wp:cNvGraphicFramePr>
-            <a:graphic xmlns:a="http://schemas.openxmlformats.org/drawingml/2006/main">
-              <a:graphicData uri="http://schemas.openxmlformats.org/drawingml/2006/picture">
-                <pic:pic xmlns:pic="http://schemas.openxmlformats.org/drawingml/2006/picture">
-                  <pic:nvPicPr>
-                    <pic:cNvPr id="1" name=""/>
-                    <pic:cNvPicPr/>
-                  </pic:nvPicPr>
-                  <pic:blipFill>
-                    <a:blip r:embed="rId27"/>
-                    <a:stretch>
-                      <a:fillRect/>
-                    </a:stretch>
-                  </pic:blipFill>
-                  <pic:spPr>
-                    <a:xfrm>
-                      <a:off x="0" y="0"/>
                       <a:ext cx="5943600" cy="4875530"/>
                     </a:xfrm>
                     <a:prstGeom prst="rect">
@@ -10258,8 +10337,8 @@
       <w:r>
         <w:lastRenderedPageBreak/>
         <w:pict w14:anchorId="3781B104">
-          <v:shape id="_x0000_i1028" type="#_x0000_t75" style="width:168.6pt;height:87.95pt">
-            <v:imagedata r:id="rId28" o:title="ss"/>
+          <v:shape id="_x0000_i1028" type="#_x0000_t75" style="width:168.35pt;height:88.05pt">
+            <v:imagedata r:id="rId26" o:title="ss"/>
           </v:shape>
         </w:pict>
       </w:r>
@@ -10380,8 +10459,8 @@
       </w:pPr>
       <w:r>
         <w:pict w14:anchorId="45C998D5">
-          <v:shape id="_x0000_i1029" type="#_x0000_t75" style="width:399.2pt;height:200.05pt">
-            <v:imagedata r:id="rId29" o:title="s2"/>
+          <v:shape id="_x0000_i1029" type="#_x0000_t75" style="width:398.75pt;height:199.95pt">
+            <v:imagedata r:id="rId27" o:title="s2"/>
           </v:shape>
         </w:pict>
       </w:r>
@@ -10470,8 +10549,8 @@
         </w:rPr>
         <w:lastRenderedPageBreak/>
         <w:pict w14:anchorId="38D8B287">
-          <v:shape id="_x0000_i1030" type="#_x0000_t75" style="width:367.3pt;height:222.85pt">
-            <v:imagedata r:id="rId30" o:title="s3"/>
+          <v:shape id="_x0000_i1030" type="#_x0000_t75" style="width:367.2pt;height:222.65pt">
+            <v:imagedata r:id="rId28" o:title="s3"/>
           </v:shape>
         </w:pict>
       </w:r>
@@ -10575,8 +10654,8 @@
           <w:szCs w:val="24"/>
         </w:rPr>
         <w:pict w14:anchorId="359CF014">
-          <v:shape id="_x0000_i1031" type="#_x0000_t75" style="width:231.05pt;height:174.1pt">
-            <v:imagedata r:id="rId31" o:title="s4"/>
+          <v:shape id="_x0000_i1031" type="#_x0000_t75" style="width:230.95pt;height:173.9pt">
+            <v:imagedata r:id="rId29" o:title="s4"/>
           </v:shape>
         </w:pict>
       </w:r>
@@ -10700,8 +10779,6 @@
         </w:rPr>
         <w:t xml:space="preserve"> </w:t>
       </w:r>
-      <w:bookmarkStart w:id="10" w:name="_GoBack"/>
-      <w:bookmarkEnd w:id="10"/>
       <w:r>
         <w:rPr>
           <w:rFonts w:ascii="Times New Roman" w:eastAsia="Calibri" w:hAnsi="Times New Roman" w:cs="Times New Roman"/>
@@ -12734,7 +12811,7 @@
                     </pic:cNvPicPr>
                   </pic:nvPicPr>
                   <pic:blipFill>
-                    <a:blip r:embed="rId32" cstate="print">
+                    <a:blip r:embed="rId30" cstate="print">
                       <a:extLst>
                         <a:ext uri="{28A0092B-C50C-407E-A947-70E740481C1C}">
                           <a14:useLocalDpi xmlns:a14="http://schemas.microsoft.com/office/drawing/2010/main" val="0"/>
@@ -14148,7 +14225,15 @@
         </w:numPr>
       </w:pPr>
       <w:r>
-        <w:t>Device cost in mass production, including materials, operations, supports etc.</w:t>
+        <w:t xml:space="preserve">Device cost in mass production, including materials, operations, supports </w:t>
+      </w:r>
+      <w:proofErr w:type="spellStart"/>
+      <w:r>
+        <w:t>etc</w:t>
+      </w:r>
+      <w:proofErr w:type="spellEnd"/>
+      <w:r>
+        <w:t>.</w:t>
       </w:r>
     </w:p>
     <w:p>
@@ -14160,7 +14245,15 @@
         </w:numPr>
       </w:pPr>
       <w:r>
-        <w:t>Cost saving of the product should be considered when appropriate. For example, energy savings compared with the use of other products, water saving, reduction in operation cost, etc.</w:t>
+        <w:t xml:space="preserve">Cost saving of the product should be considered when appropriate. For example, energy savings compared with the use of other products, water saving, reduction in operation cost, </w:t>
+      </w:r>
+      <w:proofErr w:type="spellStart"/>
+      <w:r>
+        <w:t>etc</w:t>
+      </w:r>
+      <w:proofErr w:type="spellEnd"/>
+      <w:r>
+        <w:t>.</w:t>
       </w:r>
     </w:p>
     <w:p>
@@ -14172,7 +14265,15 @@
         </w:numPr>
       </w:pPr>
       <w:r>
-        <w:t>Tax incentives to be considered towards final product cost. For example, renewable energy and energy efficient products tax incentives, carbon footprint reduction, etc.</w:t>
+        <w:t xml:space="preserve">Tax incentives to be considered towards final product cost. For example, renewable energy and energy efficient products tax incentives, carbon footprint reduction, </w:t>
+      </w:r>
+      <w:proofErr w:type="spellStart"/>
+      <w:r>
+        <w:t>etc</w:t>
+      </w:r>
+      <w:proofErr w:type="spellEnd"/>
+      <w:r>
+        <w:t>.</w:t>
       </w:r>
     </w:p>
     <w:p>
@@ -14355,7 +14456,15 @@
         </w:numPr>
       </w:pPr>
       <w:r>
-        <w:t>Change in consumption or use patterns, which effect the environment such as use of water, food, energy, wood, etc. (positive or negative affect).</w:t>
+        <w:t xml:space="preserve">Change in consumption or use patterns, which effect the environment such as use of water, food, energy, wood, </w:t>
+      </w:r>
+      <w:proofErr w:type="spellStart"/>
+      <w:r>
+        <w:t>etc</w:t>
+      </w:r>
+      <w:proofErr w:type="spellEnd"/>
+      <w:r>
+        <w:t>. (positive or negative affect).</w:t>
       </w:r>
     </w:p>
     <w:p>
@@ -15576,7 +15685,7 @@
       </w:pPr>
     </w:p>
     <w:sectPr>
-      <w:footerReference w:type="first" r:id="rId33"/>
+      <w:footerReference w:type="first" r:id="rId31"/>
       <w:pgSz w:w="12240" w:h="15840"/>
       <w:pgMar w:top="1440" w:right="1440" w:bottom="1440" w:left="1440" w:header="720" w:footer="720" w:gutter="0"/>
       <w:pgNumType w:start="1"/>
@@ -15691,7 +15800,7 @@
               <w:rFonts w:asciiTheme="majorBidi" w:eastAsiaTheme="majorEastAsia" w:hAnsiTheme="majorBidi" w:cstheme="majorBidi"/>
               <w:noProof/>
             </w:rPr>
-            <w:t>27</w:t>
+            <w:t>2</w:t>
           </w:r>
           <w:r>
             <w:rPr>
@@ -20975,7 +21084,7 @@
 </file>
 
 <file path=customXml/itemProps2.xml><?xml version="1.0" encoding="utf-8"?>
-<ds:datastoreItem xmlns:ds="http://schemas.openxmlformats.org/officeDocument/2006/customXml" ds:itemID="{6BA93B3C-E262-4963-B31B-170161EF04AD}">
+<ds:datastoreItem xmlns:ds="http://schemas.openxmlformats.org/officeDocument/2006/customXml" ds:itemID="{C77FC1E5-8D18-418D-B4B7-721B7A3FA016}">
   <ds:schemaRefs>
     <ds:schemaRef ds:uri="http://schemas.openxmlformats.org/officeDocument/2006/bibliography"/>
   </ds:schemaRefs>
